--- a/report/Student Attendance Management System Report.docx
+++ b/report/Student Attendance Management System Report.docx
@@ -9,11 +9,12 @@
           <w:rFonts w:ascii="Times New Roman" w:hAnsi="Times New Roman" w:cs="Times New Roman"/>
         </w:rPr>
       </w:pPr>
-      <w:bookmarkStart w:id="0" w:name="term-ii-project-report"/>
-      <w:bookmarkStart w:id="1" w:name="title-page"/>
-      <w:r>
-        <w:rPr>
-          <w:rFonts w:ascii="Times New Roman" w:hAnsi="Times New Roman" w:cs="Times New Roman"/>
+      <w:bookmarkStart w:id="0" w:name="title-page"/>
+      <w:bookmarkStart w:id="1" w:name="term-ii-project-report"/>
+      <w:r>
+        <w:rPr>
+          <w:rFonts w:ascii="Times New Roman" w:hAnsi="Times New Roman" w:cs="Times New Roman"/>
+          <w:noProof/>
         </w:rPr>
         <w:drawing>
           <wp:inline distT="0" distB="0" distL="0" distR="0" wp14:anchorId="4A517BFB" wp14:editId="669178D7">
@@ -244,7 +245,7 @@
         </w:rPr>
       </w:pPr>
       <w:bookmarkStart w:id="2" w:name="problem-statement"/>
-      <w:bookmarkEnd w:id="1"/>
+      <w:bookmarkEnd w:id="0"/>
       <w:r>
         <w:rPr>
           <w:rFonts w:ascii="Times New Roman" w:hAnsi="Times New Roman" w:cs="Times New Roman"/>
@@ -461,6 +462,64 @@
     </w:p>
     <w:p>
       <w:pPr>
+        <w:pStyle w:val="BodyText"/>
+      </w:pPr>
+      <w:r>
+        <w:rPr>
+          <w:noProof/>
+        </w:rPr>
+        <w:drawing>
+          <wp:inline distT="0" distB="0" distL="0" distR="0" wp14:anchorId="37DD6CFA" wp14:editId="2F29246C">
+            <wp:extent cx="5943600" cy="3962400"/>
+            <wp:effectExtent l="0" t="0" r="0" b="0"/>
+            <wp:docPr id="818053996" name="Picture 1"/>
+            <wp:cNvGraphicFramePr>
+              <a:graphicFrameLocks xmlns:a="http://schemas.openxmlformats.org/drawingml/2006/main" noChangeAspect="1"/>
+            </wp:cNvGraphicFramePr>
+            <a:graphic xmlns:a="http://schemas.openxmlformats.org/drawingml/2006/main">
+              <a:graphicData uri="http://schemas.openxmlformats.org/drawingml/2006/picture">
+                <pic:pic xmlns:pic="http://schemas.openxmlformats.org/drawingml/2006/picture">
+                  <pic:nvPicPr>
+                    <pic:cNvPr id="0" name="Picture 1"/>
+                    <pic:cNvPicPr>
+                      <a:picLocks noChangeAspect="1" noChangeArrowheads="1"/>
+                    </pic:cNvPicPr>
+                  </pic:nvPicPr>
+                  <pic:blipFill>
+                    <a:blip r:embed="rId6" cstate="print">
+                      <a:extLst>
+                        <a:ext uri="{28A0092B-C50C-407E-A947-70E740481C1C}">
+                          <a14:useLocalDpi xmlns:a14="http://schemas.microsoft.com/office/drawing/2010/main" val="0"/>
+                        </a:ext>
+                      </a:extLst>
+                    </a:blip>
+                    <a:srcRect/>
+                    <a:stretch>
+                      <a:fillRect/>
+                    </a:stretch>
+                  </pic:blipFill>
+                  <pic:spPr bwMode="auto">
+                    <a:xfrm>
+                      <a:off x="0" y="0"/>
+                      <a:ext cx="5943600" cy="3962400"/>
+                    </a:xfrm>
+                    <a:prstGeom prst="rect">
+                      <a:avLst/>
+                    </a:prstGeom>
+                    <a:noFill/>
+                    <a:ln>
+                      <a:noFill/>
+                    </a:ln>
+                  </pic:spPr>
+                </pic:pic>
+              </a:graphicData>
+            </a:graphic>
+          </wp:inline>
+        </w:drawing>
+      </w:r>
+    </w:p>
+    <w:p>
+      <w:pPr>
         <w:pStyle w:val="FirstParagraph"/>
         <w:rPr>
           <w:rFonts w:ascii="Times New Roman" w:hAnsi="Times New Roman" w:cs="Times New Roman"/>
@@ -662,6 +721,7 @@
           <w:b/>
           <w:bCs/>
         </w:rPr>
+        <w:lastRenderedPageBreak/>
         <w:t>Teacher:</w:t>
       </w:r>
       <w:r>
@@ -929,14 +989,30 @@
     </w:p>
     <w:p>
       <w:pPr>
-        <w:pStyle w:val="Heading2"/>
-        <w:rPr>
-          <w:rFonts w:ascii="Times New Roman" w:hAnsi="Times New Roman" w:cs="Times New Roman"/>
+        <w:rPr>
+          <w:rFonts w:ascii="Times New Roman" w:eastAsiaTheme="majorEastAsia" w:hAnsi="Times New Roman" w:cs="Times New Roman"/>
+          <w:color w:val="0F4761" w:themeColor="accent1" w:themeShade="BF"/>
+          <w:sz w:val="32"/>
+          <w:szCs w:val="32"/>
         </w:rPr>
       </w:pPr>
       <w:bookmarkStart w:id="8" w:name="oop-concepts-demonstrated"/>
       <w:bookmarkEnd w:id="3"/>
       <w:bookmarkEnd w:id="7"/>
+      <w:r>
+        <w:rPr>
+          <w:rFonts w:ascii="Times New Roman" w:hAnsi="Times New Roman" w:cs="Times New Roman"/>
+        </w:rPr>
+        <w:br w:type="page"/>
+      </w:r>
+    </w:p>
+    <w:p>
+      <w:pPr>
+        <w:pStyle w:val="Heading2"/>
+        <w:rPr>
+          <w:rFonts w:ascii="Times New Roman" w:hAnsi="Times New Roman" w:cs="Times New Roman"/>
+        </w:rPr>
+      </w:pPr>
       <w:r>
         <w:rPr>
           <w:rFonts w:ascii="Times New Roman" w:hAnsi="Times New Roman" w:cs="Times New Roman"/>
@@ -3062,6 +3138,48 @@
     </w:p>
     <w:p>
       <w:pPr>
+        <w:pStyle w:val="BodyText"/>
+      </w:pPr>
+      <w:r>
+        <w:drawing>
+          <wp:inline distT="0" distB="0" distL="0" distR="0" wp14:anchorId="400C97E9" wp14:editId="430B3490">
+            <wp:extent cx="5943600" cy="4370705"/>
+            <wp:effectExtent l="0" t="0" r="0" b="0"/>
+            <wp:docPr id="427848117" name="Picture 1"/>
+            <wp:cNvGraphicFramePr>
+              <a:graphicFrameLocks xmlns:a="http://schemas.openxmlformats.org/drawingml/2006/main" noChangeAspect="1"/>
+            </wp:cNvGraphicFramePr>
+            <a:graphic xmlns:a="http://schemas.openxmlformats.org/drawingml/2006/main">
+              <a:graphicData uri="http://schemas.openxmlformats.org/drawingml/2006/picture">
+                <pic:pic xmlns:pic="http://schemas.openxmlformats.org/drawingml/2006/picture">
+                  <pic:nvPicPr>
+                    <pic:cNvPr id="427848117" name=""/>
+                    <pic:cNvPicPr/>
+                  </pic:nvPicPr>
+                  <pic:blipFill>
+                    <a:blip r:embed="rId7"/>
+                    <a:stretch>
+                      <a:fillRect/>
+                    </a:stretch>
+                  </pic:blipFill>
+                  <pic:spPr>
+                    <a:xfrm>
+                      <a:off x="0" y="0"/>
+                      <a:ext cx="5943600" cy="4370705"/>
+                    </a:xfrm>
+                    <a:prstGeom prst="rect">
+                      <a:avLst/>
+                    </a:prstGeom>
+                  </pic:spPr>
+                </pic:pic>
+              </a:graphicData>
+            </a:graphic>
+          </wp:inline>
+        </w:drawing>
+      </w:r>
+    </w:p>
+    <w:p>
+      <w:pPr>
         <w:pStyle w:val="FirstParagraph"/>
         <w:rPr>
           <w:rFonts w:ascii="Times New Roman" w:hAnsi="Times New Roman" w:cs="Times New Roman"/>
@@ -3375,7 +3493,7 @@
         </w:rPr>
       </w:pPr>
       <w:bookmarkStart w:id="26" w:name="section"/>
-      <w:bookmarkEnd w:id="0"/>
+      <w:bookmarkEnd w:id="1"/>
       <w:bookmarkEnd w:id="23"/>
       <w:bookmarkEnd w:id="25"/>
       <w:bookmarkEnd w:id="26"/>
